--- a/感知算法简历.docx
+++ b/感知算法简历.docx
@@ -252,13 +252,13 @@
                                   <w:tblLook w:val="04A0" w:firstRow="1" w:lastRow="0" w:firstColumn="1" w:lastColumn="0" w:noHBand="0" w:noVBand="1"/>
                                 </w:tblPr>
                                 <w:tblGrid>
-                                  <w:gridCol w:w="2830"/>
-                                  <w:gridCol w:w="7392"/>
+                                  <w:gridCol w:w="2405"/>
+                                  <w:gridCol w:w="7817"/>
                                 </w:tblGrid>
                                 <w:tr>
                                   <w:tc>
                                     <w:tcPr>
-                                      <w:tcW w:w="2830" w:type="dxa"/>
+                                      <w:tcW w:w="2405" w:type="dxa"/>
                                     </w:tcPr>
                                     <w:p>
                                       <w:pPr>
@@ -271,7 +271,7 @@
                                         <w:snapToGrid w:val="0"/>
                                         <w:ind w:firstLineChars="0" w:firstLine="0"/>
                                         <w:rPr>
-                                          <w:rFonts w:ascii="微软雅黑" w:eastAsia="微软雅黑" w:hAnsi="微软雅黑" w:hint="eastAsia"/>
+                                          <w:rFonts w:ascii="微软雅黑" w:eastAsia="微软雅黑" w:hAnsi="微软雅黑"/>
                                           <w:color w:val="414141"/>
                                           <w:szCs w:val="21"/>
                                         </w:rPr>
@@ -288,7 +288,7 @@
                                   </w:tc>
                                   <w:tc>
                                     <w:tcPr>
-                                      <w:tcW w:w="7392" w:type="dxa"/>
+                                      <w:tcW w:w="7817" w:type="dxa"/>
                                     </w:tcPr>
                                     <w:p>
                                       <w:pPr>
@@ -301,7 +301,7 @@
                                         <w:snapToGrid w:val="0"/>
                                         <w:ind w:firstLineChars="0" w:firstLine="0"/>
                                         <w:rPr>
-                                          <w:rFonts w:ascii="微软雅黑" w:eastAsia="微软雅黑" w:hAnsi="微软雅黑" w:hint="eastAsia"/>
+                                          <w:rFonts w:ascii="微软雅黑" w:eastAsia="微软雅黑" w:hAnsi="微软雅黑"/>
                                           <w:color w:val="414141"/>
                                           <w:szCs w:val="21"/>
                                         </w:rPr>
@@ -328,7 +328,7 @@
                                 <w:tr>
                                   <w:tc>
                                     <w:tcPr>
-                                      <w:tcW w:w="2830" w:type="dxa"/>
+                                      <w:tcW w:w="2405" w:type="dxa"/>
                                     </w:tcPr>
                                     <w:p>
                                       <w:pPr>
@@ -341,7 +341,7 @@
                                         <w:snapToGrid w:val="0"/>
                                         <w:ind w:firstLineChars="0" w:firstLine="0"/>
                                         <w:rPr>
-                                          <w:rFonts w:ascii="微软雅黑" w:eastAsia="微软雅黑" w:hAnsi="微软雅黑" w:hint="eastAsia"/>
+                                          <w:rFonts w:ascii="微软雅黑" w:eastAsia="微软雅黑" w:hAnsi="微软雅黑"/>
                                           <w:color w:val="414141"/>
                                           <w:szCs w:val="21"/>
                                         </w:rPr>
@@ -358,7 +358,7 @@
                                   </w:tc>
                                   <w:tc>
                                     <w:tcPr>
-                                      <w:tcW w:w="7392" w:type="dxa"/>
+                                      <w:tcW w:w="7817" w:type="dxa"/>
                                     </w:tcPr>
                                     <w:p>
                                       <w:pPr>
@@ -371,7 +371,7 @@
                                         <w:snapToGrid w:val="0"/>
                                         <w:ind w:firstLineChars="0" w:firstLine="0"/>
                                         <w:rPr>
-                                          <w:rFonts w:ascii="微软雅黑" w:eastAsia="微软雅黑" w:hAnsi="微软雅黑" w:hint="eastAsia"/>
+                                          <w:rFonts w:ascii="微软雅黑" w:eastAsia="微软雅黑" w:hAnsi="微软雅黑"/>
                                           <w:color w:val="414141"/>
                                           <w:szCs w:val="21"/>
                                         </w:rPr>
@@ -390,7 +390,7 @@
                                 <w:tr>
                                   <w:tc>
                                     <w:tcPr>
-                                      <w:tcW w:w="2830" w:type="dxa"/>
+                                      <w:tcW w:w="2405" w:type="dxa"/>
                                     </w:tcPr>
                                     <w:p>
                                       <w:pPr>
@@ -403,7 +403,7 @@
                                         <w:snapToGrid w:val="0"/>
                                         <w:ind w:firstLineChars="0" w:firstLine="0"/>
                                         <w:rPr>
-                                          <w:rFonts w:ascii="微软雅黑" w:eastAsia="微软雅黑" w:hAnsi="微软雅黑" w:hint="eastAsia"/>
+                                          <w:rFonts w:ascii="微软雅黑" w:eastAsia="微软雅黑" w:hAnsi="微软雅黑"/>
                                           <w:color w:val="414141"/>
                                           <w:szCs w:val="21"/>
                                         </w:rPr>
@@ -421,7 +421,7 @@
                                   </w:tc>
                                   <w:tc>
                                     <w:tcPr>
-                                      <w:tcW w:w="7392" w:type="dxa"/>
+                                      <w:tcW w:w="7817" w:type="dxa"/>
                                     </w:tcPr>
                                     <w:p>
                                       <w:pPr>
@@ -434,7 +434,7 @@
                                         <w:snapToGrid w:val="0"/>
                                         <w:ind w:firstLineChars="0" w:firstLine="0"/>
                                         <w:rPr>
-                                          <w:rFonts w:ascii="微软雅黑" w:eastAsia="微软雅黑" w:hAnsi="微软雅黑" w:hint="eastAsia"/>
+                                          <w:rFonts w:ascii="微软雅黑" w:eastAsia="微软雅黑" w:hAnsi="微软雅黑"/>
                                           <w:color w:val="414141"/>
                                           <w:szCs w:val="21"/>
                                         </w:rPr>
@@ -566,7 +566,7 @@
                                 <w:tr>
                                   <w:tc>
                                     <w:tcPr>
-                                      <w:tcW w:w="2830" w:type="dxa"/>
+                                      <w:tcW w:w="2405" w:type="dxa"/>
                                     </w:tcPr>
                                     <w:p>
                                       <w:pPr>
@@ -579,7 +579,7 @@
                                         <w:snapToGrid w:val="0"/>
                                         <w:ind w:firstLineChars="0" w:firstLine="0"/>
                                         <w:rPr>
-                                          <w:rFonts w:ascii="微软雅黑" w:eastAsia="微软雅黑" w:hAnsi="微软雅黑" w:hint="eastAsia"/>
+                                          <w:rFonts w:ascii="微软雅黑" w:eastAsia="微软雅黑" w:hAnsi="微软雅黑"/>
                                           <w:color w:val="414141"/>
                                           <w:szCs w:val="21"/>
                                         </w:rPr>
@@ -604,7 +604,7 @@
                                   </w:tc>
                                   <w:tc>
                                     <w:tcPr>
-                                      <w:tcW w:w="7392" w:type="dxa"/>
+                                      <w:tcW w:w="7817" w:type="dxa"/>
                                     </w:tcPr>
                                     <w:p>
                                       <w:pPr>
@@ -617,7 +617,7 @@
                                         <w:snapToGrid w:val="0"/>
                                         <w:ind w:firstLineChars="0" w:firstLine="0"/>
                                         <w:rPr>
-                                          <w:rFonts w:ascii="微软雅黑" w:eastAsia="微软雅黑" w:hAnsi="微软雅黑" w:hint="eastAsia"/>
+                                          <w:rFonts w:ascii="微软雅黑" w:eastAsia="微软雅黑" w:hAnsi="微软雅黑"/>
                                           <w:color w:val="414141"/>
                                           <w:szCs w:val="21"/>
                                         </w:rPr>
@@ -636,7 +636,7 @@
                                 <w:tr>
                                   <w:tc>
                                     <w:tcPr>
-                                      <w:tcW w:w="2830" w:type="dxa"/>
+                                      <w:tcW w:w="2405" w:type="dxa"/>
                                     </w:tcPr>
                                     <w:p>
                                       <w:pPr>
@@ -649,7 +649,7 @@
                                         <w:snapToGrid w:val="0"/>
                                         <w:ind w:firstLineChars="0" w:firstLine="0"/>
                                         <w:rPr>
-                                          <w:rFonts w:ascii="微软雅黑" w:eastAsia="微软雅黑" w:hAnsi="微软雅黑" w:hint="eastAsia"/>
+                                          <w:rFonts w:ascii="微软雅黑" w:eastAsia="微软雅黑" w:hAnsi="微软雅黑"/>
                                           <w:color w:val="414141"/>
                                           <w:szCs w:val="21"/>
                                         </w:rPr>
@@ -666,7 +666,7 @@
                                   </w:tc>
                                   <w:tc>
                                     <w:tcPr>
-                                      <w:tcW w:w="7392" w:type="dxa"/>
+                                      <w:tcW w:w="7817" w:type="dxa"/>
                                     </w:tcPr>
                                     <w:p>
                                       <w:pPr>
@@ -679,7 +679,7 @@
                                         <w:snapToGrid w:val="0"/>
                                         <w:ind w:firstLineChars="0" w:firstLine="0"/>
                                         <w:rPr>
-                                          <w:rFonts w:ascii="微软雅黑" w:eastAsia="微软雅黑" w:hAnsi="微软雅黑" w:hint="eastAsia"/>
+                                          <w:rFonts w:ascii="微软雅黑" w:eastAsia="微软雅黑" w:hAnsi="微软雅黑"/>
                                           <w:color w:val="414141"/>
                                           <w:szCs w:val="21"/>
                                         </w:rPr>
@@ -690,7 +690,23 @@
                                           <w:color w:val="414141"/>
                                           <w:szCs w:val="21"/>
                                         </w:rPr>
-                                        <w:t>pandas、NumPy；R（dplyr、ggplot2）；数据清洗、特征工程、可视化</w:t>
+                                        <w:t>pandas、NumPy；R（dplyr、ggplot2）</w:t>
+                                      </w:r>
+                                      <w:r>
+                                        <w:rPr>
+                                          <w:rFonts w:ascii="微软雅黑" w:eastAsia="微软雅黑" w:hAnsi="微软雅黑" w:hint="eastAsia"/>
+                                          <w:color w:val="414141"/>
+                                          <w:szCs w:val="21"/>
+                                        </w:rPr>
+                                        <w:t>、MySQL</w:t>
+                                      </w:r>
+                                      <w:r>
+                                        <w:rPr>
+                                          <w:rFonts w:ascii="微软雅黑" w:eastAsia="微软雅黑" w:hAnsi="微软雅黑"/>
+                                          <w:color w:val="414141"/>
+                                          <w:szCs w:val="21"/>
+                                        </w:rPr>
+                                        <w:t>；数据清洗、特征工程、可视化</w:t>
                                       </w:r>
                                     </w:p>
                                   </w:tc>
@@ -698,7 +714,7 @@
                                 <w:tr>
                                   <w:tc>
                                     <w:tcPr>
-                                      <w:tcW w:w="2830" w:type="dxa"/>
+                                      <w:tcW w:w="2405" w:type="dxa"/>
                                     </w:tcPr>
                                     <w:p>
                                       <w:pPr>
@@ -711,7 +727,7 @@
                                         <w:snapToGrid w:val="0"/>
                                         <w:ind w:firstLineChars="0" w:firstLine="0"/>
                                         <w:rPr>
-                                          <w:rFonts w:ascii="微软雅黑" w:eastAsia="微软雅黑" w:hAnsi="微软雅黑" w:hint="eastAsia"/>
+                                          <w:rFonts w:ascii="微软雅黑" w:eastAsia="微软雅黑" w:hAnsi="微软雅黑"/>
                                           <w:color w:val="414141"/>
                                           <w:szCs w:val="21"/>
                                         </w:rPr>
@@ -728,7 +744,7 @@
                                   </w:tc>
                                   <w:tc>
                                     <w:tcPr>
-                                      <w:tcW w:w="7392" w:type="dxa"/>
+                                      <w:tcW w:w="7817" w:type="dxa"/>
                                     </w:tcPr>
                                     <w:p>
                                       <w:pPr>
@@ -741,7 +757,7 @@
                                         <w:snapToGrid w:val="0"/>
                                         <w:ind w:firstLineChars="0" w:firstLine="0"/>
                                         <w:rPr>
-                                          <w:rFonts w:ascii="微软雅黑" w:eastAsia="微软雅黑" w:hAnsi="微软雅黑" w:hint="eastAsia"/>
+                                          <w:rFonts w:ascii="微软雅黑" w:eastAsia="微软雅黑" w:hAnsi="微软雅黑"/>
                                           <w:color w:val="414141"/>
                                           <w:szCs w:val="21"/>
                                         </w:rPr>
@@ -816,7 +832,7 @@
                                 <w:tr>
                                   <w:tc>
                                     <w:tcPr>
-                                      <w:tcW w:w="2830" w:type="dxa"/>
+                                      <w:tcW w:w="2405" w:type="dxa"/>
                                     </w:tcPr>
                                     <w:p>
                                       <w:pPr>
@@ -829,7 +845,7 @@
                                         <w:snapToGrid w:val="0"/>
                                         <w:ind w:firstLineChars="0" w:firstLine="0"/>
                                         <w:rPr>
-                                          <w:rFonts w:ascii="微软雅黑" w:eastAsia="微软雅黑" w:hAnsi="微软雅黑" w:hint="eastAsia"/>
+                                          <w:rFonts w:ascii="微软雅黑" w:eastAsia="微软雅黑" w:hAnsi="微软雅黑"/>
                                           <w:color w:val="414141"/>
                                           <w:szCs w:val="21"/>
                                         </w:rPr>
@@ -846,7 +862,7 @@
                                   </w:tc>
                                   <w:tc>
                                     <w:tcPr>
-                                      <w:tcW w:w="7392" w:type="dxa"/>
+                                      <w:tcW w:w="7817" w:type="dxa"/>
                                     </w:tcPr>
                                     <w:p>
                                       <w:pPr>
@@ -885,7 +901,7 @@
                                   <w:adjustRightInd w:val="0"/>
                                   <w:snapToGrid w:val="0"/>
                                   <w:rPr>
-                                    <w:rFonts w:ascii="微软雅黑" w:eastAsia="微软雅黑" w:hAnsi="微软雅黑" w:hint="eastAsia"/>
+                                    <w:rFonts w:ascii="微软雅黑" w:eastAsia="微软雅黑" w:hAnsi="微软雅黑"/>
                                     <w:color w:val="414141"/>
                                     <w:szCs w:val="21"/>
                                   </w:rPr>
@@ -1544,13 +1560,13 @@
                             <w:tblLook w:val="04A0" w:firstRow="1" w:lastRow="0" w:firstColumn="1" w:lastColumn="0" w:noHBand="0" w:noVBand="1"/>
                           </w:tblPr>
                           <w:tblGrid>
-                            <w:gridCol w:w="2830"/>
-                            <w:gridCol w:w="7392"/>
+                            <w:gridCol w:w="2405"/>
+                            <w:gridCol w:w="7817"/>
                           </w:tblGrid>
                           <w:tr>
                             <w:tc>
                               <w:tcPr>
-                                <w:tcW w:w="2830" w:type="dxa"/>
+                                <w:tcW w:w="2405" w:type="dxa"/>
                               </w:tcPr>
                               <w:p>
                                 <w:pPr>
@@ -1563,7 +1579,7 @@
                                   <w:snapToGrid w:val="0"/>
                                   <w:ind w:firstLineChars="0" w:firstLine="0"/>
                                   <w:rPr>
-                                    <w:rFonts w:ascii="微软雅黑" w:eastAsia="微软雅黑" w:hAnsi="微软雅黑" w:hint="eastAsia"/>
+                                    <w:rFonts w:ascii="微软雅黑" w:eastAsia="微软雅黑" w:hAnsi="微软雅黑"/>
                                     <w:color w:val="414141"/>
                                     <w:szCs w:val="21"/>
                                   </w:rPr>
@@ -1580,7 +1596,7 @@
                             </w:tc>
                             <w:tc>
                               <w:tcPr>
-                                <w:tcW w:w="7392" w:type="dxa"/>
+                                <w:tcW w:w="7817" w:type="dxa"/>
                               </w:tcPr>
                               <w:p>
                                 <w:pPr>
@@ -1593,7 +1609,7 @@
                                   <w:snapToGrid w:val="0"/>
                                   <w:ind w:firstLineChars="0" w:firstLine="0"/>
                                   <w:rPr>
-                                    <w:rFonts w:ascii="微软雅黑" w:eastAsia="微软雅黑" w:hAnsi="微软雅黑" w:hint="eastAsia"/>
+                                    <w:rFonts w:ascii="微软雅黑" w:eastAsia="微软雅黑" w:hAnsi="微软雅黑"/>
                                     <w:color w:val="414141"/>
                                     <w:szCs w:val="21"/>
                                   </w:rPr>
@@ -1620,7 +1636,7 @@
                           <w:tr>
                             <w:tc>
                               <w:tcPr>
-                                <w:tcW w:w="2830" w:type="dxa"/>
+                                <w:tcW w:w="2405" w:type="dxa"/>
                               </w:tcPr>
                               <w:p>
                                 <w:pPr>
@@ -1633,7 +1649,7 @@
                                   <w:snapToGrid w:val="0"/>
                                   <w:ind w:firstLineChars="0" w:firstLine="0"/>
                                   <w:rPr>
-                                    <w:rFonts w:ascii="微软雅黑" w:eastAsia="微软雅黑" w:hAnsi="微软雅黑" w:hint="eastAsia"/>
+                                    <w:rFonts w:ascii="微软雅黑" w:eastAsia="微软雅黑" w:hAnsi="微软雅黑"/>
                                     <w:color w:val="414141"/>
                                     <w:szCs w:val="21"/>
                                   </w:rPr>
@@ -1650,7 +1666,7 @@
                             </w:tc>
                             <w:tc>
                               <w:tcPr>
-                                <w:tcW w:w="7392" w:type="dxa"/>
+                                <w:tcW w:w="7817" w:type="dxa"/>
                               </w:tcPr>
                               <w:p>
                                 <w:pPr>
@@ -1663,7 +1679,7 @@
                                   <w:snapToGrid w:val="0"/>
                                   <w:ind w:firstLineChars="0" w:firstLine="0"/>
                                   <w:rPr>
-                                    <w:rFonts w:ascii="微软雅黑" w:eastAsia="微软雅黑" w:hAnsi="微软雅黑" w:hint="eastAsia"/>
+                                    <w:rFonts w:ascii="微软雅黑" w:eastAsia="微软雅黑" w:hAnsi="微软雅黑"/>
                                     <w:color w:val="414141"/>
                                     <w:szCs w:val="21"/>
                                   </w:rPr>
@@ -1682,7 +1698,7 @@
                           <w:tr>
                             <w:tc>
                               <w:tcPr>
-                                <w:tcW w:w="2830" w:type="dxa"/>
+                                <w:tcW w:w="2405" w:type="dxa"/>
                               </w:tcPr>
                               <w:p>
                                 <w:pPr>
@@ -1695,7 +1711,7 @@
                                   <w:snapToGrid w:val="0"/>
                                   <w:ind w:firstLineChars="0" w:firstLine="0"/>
                                   <w:rPr>
-                                    <w:rFonts w:ascii="微软雅黑" w:eastAsia="微软雅黑" w:hAnsi="微软雅黑" w:hint="eastAsia"/>
+                                    <w:rFonts w:ascii="微软雅黑" w:eastAsia="微软雅黑" w:hAnsi="微软雅黑"/>
                                     <w:color w:val="414141"/>
                                     <w:szCs w:val="21"/>
                                   </w:rPr>
@@ -1713,7 +1729,7 @@
                             </w:tc>
                             <w:tc>
                               <w:tcPr>
-                                <w:tcW w:w="7392" w:type="dxa"/>
+                                <w:tcW w:w="7817" w:type="dxa"/>
                               </w:tcPr>
                               <w:p>
                                 <w:pPr>
@@ -1726,7 +1742,7 @@
                                   <w:snapToGrid w:val="0"/>
                                   <w:ind w:firstLineChars="0" w:firstLine="0"/>
                                   <w:rPr>
-                                    <w:rFonts w:ascii="微软雅黑" w:eastAsia="微软雅黑" w:hAnsi="微软雅黑" w:hint="eastAsia"/>
+                                    <w:rFonts w:ascii="微软雅黑" w:eastAsia="微软雅黑" w:hAnsi="微软雅黑"/>
                                     <w:color w:val="414141"/>
                                     <w:szCs w:val="21"/>
                                   </w:rPr>
@@ -1858,7 +1874,7 @@
                           <w:tr>
                             <w:tc>
                               <w:tcPr>
-                                <w:tcW w:w="2830" w:type="dxa"/>
+                                <w:tcW w:w="2405" w:type="dxa"/>
                               </w:tcPr>
                               <w:p>
                                 <w:pPr>
@@ -1871,7 +1887,7 @@
                                   <w:snapToGrid w:val="0"/>
                                   <w:ind w:firstLineChars="0" w:firstLine="0"/>
                                   <w:rPr>
-                                    <w:rFonts w:ascii="微软雅黑" w:eastAsia="微软雅黑" w:hAnsi="微软雅黑" w:hint="eastAsia"/>
+                                    <w:rFonts w:ascii="微软雅黑" w:eastAsia="微软雅黑" w:hAnsi="微软雅黑"/>
                                     <w:color w:val="414141"/>
                                     <w:szCs w:val="21"/>
                                   </w:rPr>
@@ -1896,7 +1912,7 @@
                             </w:tc>
                             <w:tc>
                               <w:tcPr>
-                                <w:tcW w:w="7392" w:type="dxa"/>
+                                <w:tcW w:w="7817" w:type="dxa"/>
                               </w:tcPr>
                               <w:p>
                                 <w:pPr>
@@ -1909,7 +1925,7 @@
                                   <w:snapToGrid w:val="0"/>
                                   <w:ind w:firstLineChars="0" w:firstLine="0"/>
                                   <w:rPr>
-                                    <w:rFonts w:ascii="微软雅黑" w:eastAsia="微软雅黑" w:hAnsi="微软雅黑" w:hint="eastAsia"/>
+                                    <w:rFonts w:ascii="微软雅黑" w:eastAsia="微软雅黑" w:hAnsi="微软雅黑"/>
                                     <w:color w:val="414141"/>
                                     <w:szCs w:val="21"/>
                                   </w:rPr>
@@ -1928,7 +1944,7 @@
                           <w:tr>
                             <w:tc>
                               <w:tcPr>
-                                <w:tcW w:w="2830" w:type="dxa"/>
+                                <w:tcW w:w="2405" w:type="dxa"/>
                               </w:tcPr>
                               <w:p>
                                 <w:pPr>
@@ -1941,7 +1957,7 @@
                                   <w:snapToGrid w:val="0"/>
                                   <w:ind w:firstLineChars="0" w:firstLine="0"/>
                                   <w:rPr>
-                                    <w:rFonts w:ascii="微软雅黑" w:eastAsia="微软雅黑" w:hAnsi="微软雅黑" w:hint="eastAsia"/>
+                                    <w:rFonts w:ascii="微软雅黑" w:eastAsia="微软雅黑" w:hAnsi="微软雅黑"/>
                                     <w:color w:val="414141"/>
                                     <w:szCs w:val="21"/>
                                   </w:rPr>
@@ -1958,7 +1974,7 @@
                             </w:tc>
                             <w:tc>
                               <w:tcPr>
-                                <w:tcW w:w="7392" w:type="dxa"/>
+                                <w:tcW w:w="7817" w:type="dxa"/>
                               </w:tcPr>
                               <w:p>
                                 <w:pPr>
@@ -1971,7 +1987,7 @@
                                   <w:snapToGrid w:val="0"/>
                                   <w:ind w:firstLineChars="0" w:firstLine="0"/>
                                   <w:rPr>
-                                    <w:rFonts w:ascii="微软雅黑" w:eastAsia="微软雅黑" w:hAnsi="微软雅黑" w:hint="eastAsia"/>
+                                    <w:rFonts w:ascii="微软雅黑" w:eastAsia="微软雅黑" w:hAnsi="微软雅黑"/>
                                     <w:color w:val="414141"/>
                                     <w:szCs w:val="21"/>
                                   </w:rPr>
@@ -1982,7 +1998,23 @@
                                     <w:color w:val="414141"/>
                                     <w:szCs w:val="21"/>
                                   </w:rPr>
-                                  <w:t>pandas、NumPy；R（dplyr、ggplot2）；数据清洗、特征工程、可视化</w:t>
+                                  <w:t>pandas、NumPy；R（dplyr、ggplot2）</w:t>
+                                </w:r>
+                                <w:r>
+                                  <w:rPr>
+                                    <w:rFonts w:ascii="微软雅黑" w:eastAsia="微软雅黑" w:hAnsi="微软雅黑" w:hint="eastAsia"/>
+                                    <w:color w:val="414141"/>
+                                    <w:szCs w:val="21"/>
+                                  </w:rPr>
+                                  <w:t>、MySQL</w:t>
+                                </w:r>
+                                <w:r>
+                                  <w:rPr>
+                                    <w:rFonts w:ascii="微软雅黑" w:eastAsia="微软雅黑" w:hAnsi="微软雅黑"/>
+                                    <w:color w:val="414141"/>
+                                    <w:szCs w:val="21"/>
+                                  </w:rPr>
+                                  <w:t>；数据清洗、特征工程、可视化</w:t>
                                 </w:r>
                               </w:p>
                             </w:tc>
@@ -1990,7 +2022,7 @@
                           <w:tr>
                             <w:tc>
                               <w:tcPr>
-                                <w:tcW w:w="2830" w:type="dxa"/>
+                                <w:tcW w:w="2405" w:type="dxa"/>
                               </w:tcPr>
                               <w:p>
                                 <w:pPr>
@@ -2003,7 +2035,7 @@
                                   <w:snapToGrid w:val="0"/>
                                   <w:ind w:firstLineChars="0" w:firstLine="0"/>
                                   <w:rPr>
-                                    <w:rFonts w:ascii="微软雅黑" w:eastAsia="微软雅黑" w:hAnsi="微软雅黑" w:hint="eastAsia"/>
+                                    <w:rFonts w:ascii="微软雅黑" w:eastAsia="微软雅黑" w:hAnsi="微软雅黑"/>
                                     <w:color w:val="414141"/>
                                     <w:szCs w:val="21"/>
                                   </w:rPr>
@@ -2020,7 +2052,7 @@
                             </w:tc>
                             <w:tc>
                               <w:tcPr>
-                                <w:tcW w:w="7392" w:type="dxa"/>
+                                <w:tcW w:w="7817" w:type="dxa"/>
                               </w:tcPr>
                               <w:p>
                                 <w:pPr>
@@ -2033,7 +2065,7 @@
                                   <w:snapToGrid w:val="0"/>
                                   <w:ind w:firstLineChars="0" w:firstLine="0"/>
                                   <w:rPr>
-                                    <w:rFonts w:ascii="微软雅黑" w:eastAsia="微软雅黑" w:hAnsi="微软雅黑" w:hint="eastAsia"/>
+                                    <w:rFonts w:ascii="微软雅黑" w:eastAsia="微软雅黑" w:hAnsi="微软雅黑"/>
                                     <w:color w:val="414141"/>
                                     <w:szCs w:val="21"/>
                                   </w:rPr>
@@ -2108,7 +2140,7 @@
                           <w:tr>
                             <w:tc>
                               <w:tcPr>
-                                <w:tcW w:w="2830" w:type="dxa"/>
+                                <w:tcW w:w="2405" w:type="dxa"/>
                               </w:tcPr>
                               <w:p>
                                 <w:pPr>
@@ -2121,7 +2153,7 @@
                                   <w:snapToGrid w:val="0"/>
                                   <w:ind w:firstLineChars="0" w:firstLine="0"/>
                                   <w:rPr>
-                                    <w:rFonts w:ascii="微软雅黑" w:eastAsia="微软雅黑" w:hAnsi="微软雅黑" w:hint="eastAsia"/>
+                                    <w:rFonts w:ascii="微软雅黑" w:eastAsia="微软雅黑" w:hAnsi="微软雅黑"/>
                                     <w:color w:val="414141"/>
                                     <w:szCs w:val="21"/>
                                   </w:rPr>
@@ -2138,7 +2170,7 @@
                             </w:tc>
                             <w:tc>
                               <w:tcPr>
-                                <w:tcW w:w="7392" w:type="dxa"/>
+                                <w:tcW w:w="7817" w:type="dxa"/>
                               </w:tcPr>
                               <w:p>
                                 <w:pPr>
@@ -2177,7 +2209,7 @@
                             <w:adjustRightInd w:val="0"/>
                             <w:snapToGrid w:val="0"/>
                             <w:rPr>
-                              <w:rFonts w:ascii="微软雅黑" w:eastAsia="微软雅黑" w:hAnsi="微软雅黑" w:hint="eastAsia"/>
+                              <w:rFonts w:ascii="微软雅黑" w:eastAsia="微软雅黑" w:hAnsi="微软雅黑"/>
                               <w:color w:val="414141"/>
                               <w:szCs w:val="21"/>
                             </w:rPr>
@@ -3133,7 +3165,7 @@
                                   <w:adjustRightInd w:val="0"/>
                                   <w:snapToGrid w:val="0"/>
                                   <w:rPr>
-                                    <w:rFonts w:ascii="微软雅黑" w:eastAsia="微软雅黑" w:hAnsi="微软雅黑" w:hint="eastAsia"/>
+                                    <w:rFonts w:ascii="微软雅黑" w:eastAsia="微软雅黑" w:hAnsi="微软雅黑"/>
                                     <w:color w:val="414141"/>
                                     <w:szCs w:val="21"/>
                                   </w:rPr>
@@ -4084,7 +4116,7 @@
                             <w:adjustRightInd w:val="0"/>
                             <w:snapToGrid w:val="0"/>
                             <w:rPr>
-                              <w:rFonts w:ascii="微软雅黑" w:eastAsia="微软雅黑" w:hAnsi="微软雅黑" w:hint="eastAsia"/>
+                              <w:rFonts w:ascii="微软雅黑" w:eastAsia="微软雅黑" w:hAnsi="微软雅黑"/>
                               <w:color w:val="414141"/>
                               <w:szCs w:val="21"/>
                             </w:rPr>
@@ -8776,7 +8808,17 @@
                                     <w:color w:val="414141"/>
                                     <w:szCs w:val="21"/>
                                   </w:rPr>
-                                  <w:t>英语能力：</w:t>
+                                  <w:t>技能</w:t>
+                                </w:r>
+                                <w:r>
+                                  <w:rPr>
+                                    <w:rFonts w:ascii="微软雅黑" w:eastAsia="微软雅黑" w:hAnsi="微软雅黑" w:hint="eastAsia"/>
+                                    <w:b/>
+                                    <w:bCs/>
+                                    <w:color w:val="414141"/>
+                                    <w:szCs w:val="21"/>
+                                  </w:rPr>
+                                  <w:t>能力：</w:t>
                                 </w:r>
                                 <w:r>
                                   <w:rPr>
@@ -8793,6 +8835,46 @@
                                     <w:szCs w:val="21"/>
                                   </w:rPr>
                                   <w:t>。</w:t>
+                                </w:r>
+                                <w:r>
+                                  <w:rPr>
+                                    <w:rFonts w:ascii="微软雅黑" w:eastAsia="微软雅黑" w:hAnsi="微软雅黑" w:hint="eastAsia"/>
+                                    <w:color w:val="414141"/>
+                                    <w:szCs w:val="21"/>
+                                  </w:rPr>
+                                  <w:t>在学习S</w:t>
+                                </w:r>
+                                <w:r>
+                                  <w:rPr>
+                                    <w:rFonts w:ascii="微软雅黑" w:eastAsia="微软雅黑" w:hAnsi="微软雅黑"/>
+                                    <w:color w:val="414141"/>
+                                    <w:szCs w:val="21"/>
+                                  </w:rPr>
+                                  <w:t>QL</w:t>
+                                </w:r>
+                                <w:r>
+                                  <w:rPr>
+                                    <w:rFonts w:ascii="微软雅黑" w:eastAsia="微软雅黑" w:hAnsi="微软雅黑" w:hint="eastAsia"/>
+                                    <w:color w:val="414141"/>
+                                    <w:szCs w:val="21"/>
+                                  </w:rPr>
+                                  <w:t>知识，有较扎实的</w:t>
+                                </w:r>
+                                <w:r>
+                                  <w:rPr>
+                                    <w:rFonts w:ascii="微软雅黑" w:eastAsia="微软雅黑" w:hAnsi="微软雅黑" w:hint="eastAsia"/>
+                                    <w:color w:val="414141"/>
+                                    <w:szCs w:val="21"/>
+                                  </w:rPr>
+                                  <w:t>理论</w:t>
+                                </w:r>
+                                <w:r>
+                                  <w:rPr>
+                                    <w:rFonts w:ascii="微软雅黑" w:eastAsia="微软雅黑" w:hAnsi="微软雅黑" w:hint="eastAsia"/>
+                                    <w:color w:val="414141"/>
+                                    <w:szCs w:val="21"/>
+                                  </w:rPr>
+                                  <w:t>基础。</w:t>
                                 </w:r>
                               </w:p>
                               <w:p>
@@ -9569,7 +9651,17 @@
                               <w:color w:val="414141"/>
                               <w:szCs w:val="21"/>
                             </w:rPr>
-                            <w:t>英语能力：</w:t>
+                            <w:t>技能</w:t>
+                          </w:r>
+                          <w:r>
+                            <w:rPr>
+                              <w:rFonts w:ascii="微软雅黑" w:eastAsia="微软雅黑" w:hAnsi="微软雅黑" w:hint="eastAsia"/>
+                              <w:b/>
+                              <w:bCs/>
+                              <w:color w:val="414141"/>
+                              <w:szCs w:val="21"/>
+                            </w:rPr>
+                            <w:t>能力：</w:t>
                           </w:r>
                           <w:r>
                             <w:rPr>
@@ -9586,6 +9678,46 @@
                               <w:szCs w:val="21"/>
                             </w:rPr>
                             <w:t>。</w:t>
+                          </w:r>
+                          <w:r>
+                            <w:rPr>
+                              <w:rFonts w:ascii="微软雅黑" w:eastAsia="微软雅黑" w:hAnsi="微软雅黑" w:hint="eastAsia"/>
+                              <w:color w:val="414141"/>
+                              <w:szCs w:val="21"/>
+                            </w:rPr>
+                            <w:t>在学习S</w:t>
+                          </w:r>
+                          <w:r>
+                            <w:rPr>
+                              <w:rFonts w:ascii="微软雅黑" w:eastAsia="微软雅黑" w:hAnsi="微软雅黑"/>
+                              <w:color w:val="414141"/>
+                              <w:szCs w:val="21"/>
+                            </w:rPr>
+                            <w:t>QL</w:t>
+                          </w:r>
+                          <w:r>
+                            <w:rPr>
+                              <w:rFonts w:ascii="微软雅黑" w:eastAsia="微软雅黑" w:hAnsi="微软雅黑" w:hint="eastAsia"/>
+                              <w:color w:val="414141"/>
+                              <w:szCs w:val="21"/>
+                            </w:rPr>
+                            <w:t>知识，有较扎实的</w:t>
+                          </w:r>
+                          <w:r>
+                            <w:rPr>
+                              <w:rFonts w:ascii="微软雅黑" w:eastAsia="微软雅黑" w:hAnsi="微软雅黑" w:hint="eastAsia"/>
+                              <w:color w:val="414141"/>
+                              <w:szCs w:val="21"/>
+                            </w:rPr>
+                            <w:t>理论</w:t>
+                          </w:r>
+                          <w:r>
+                            <w:rPr>
+                              <w:rFonts w:ascii="微软雅黑" w:eastAsia="微软雅黑" w:hAnsi="微软雅黑" w:hint="eastAsia"/>
+                              <w:color w:val="414141"/>
+                              <w:szCs w:val="21"/>
+                            </w:rPr>
+                            <w:t>基础。</w:t>
                           </w:r>
                         </w:p>
                         <w:p>
@@ -10822,7 +10954,7 @@
                                   <w:snapToGrid w:val="0"/>
                                   <w:ind w:firstLineChars="0"/>
                                   <w:rPr>
-                                    <w:rFonts w:ascii="微软雅黑" w:eastAsia="微软雅黑" w:hAnsi="微软雅黑" w:hint="eastAsia"/>
+                                    <w:rFonts w:ascii="微软雅黑" w:eastAsia="微软雅黑" w:hAnsi="微软雅黑"/>
                                     <w:color w:val="414141"/>
                                     <w:szCs w:val="21"/>
                                   </w:rPr>
@@ -11573,7 +11705,7 @@
                                   <w:adjustRightInd w:val="0"/>
                                   <w:snapToGrid w:val="0"/>
                                   <w:rPr>
-                                    <w:rFonts w:ascii="微软雅黑" w:eastAsia="微软雅黑" w:hAnsi="微软雅黑" w:hint="eastAsia"/>
+                                    <w:rFonts w:ascii="微软雅黑" w:eastAsia="微软雅黑" w:hAnsi="微软雅黑"/>
                                     <w:color w:val="414141"/>
                                     <w:szCs w:val="21"/>
                                   </w:rPr>
@@ -12721,7 +12853,7 @@
                             <w:snapToGrid w:val="0"/>
                             <w:ind w:firstLineChars="0"/>
                             <w:rPr>
-                              <w:rFonts w:ascii="微软雅黑" w:eastAsia="微软雅黑" w:hAnsi="微软雅黑" w:hint="eastAsia"/>
+                              <w:rFonts w:ascii="微软雅黑" w:eastAsia="微软雅黑" w:hAnsi="微软雅黑"/>
                               <w:color w:val="414141"/>
                               <w:szCs w:val="21"/>
                             </w:rPr>
@@ -13472,7 +13604,7 @@
                             <w:adjustRightInd w:val="0"/>
                             <w:snapToGrid w:val="0"/>
                             <w:rPr>
-                              <w:rFonts w:ascii="微软雅黑" w:eastAsia="微软雅黑" w:hAnsi="微软雅黑" w:hint="eastAsia"/>
+                              <w:rFonts w:ascii="微软雅黑" w:eastAsia="微软雅黑" w:hAnsi="微软雅黑"/>
                               <w:color w:val="414141"/>
                               <w:szCs w:val="21"/>
                             </w:rPr>
@@ -13646,7 +13778,7 @@
         <v:path o:extrusionok="f" gradientshapeok="t" o:connecttype="rect"/>
         <o:lock v:ext="edit" aspectratio="t"/>
       </v:shapetype>
-      <v:shape id="_x0000_i1245" type="#_x0000_t75" style="width:37.5pt;height:33.75pt;visibility:visible;mso-wrap-style:square" o:bullet="t">
+      <v:shape id="_x0000_i1057" type="#_x0000_t75" style="width:37.5pt;height:33.75pt;visibility:visible;mso-wrap-style:square" o:bullet="t">
         <v:imagedata r:id="rId1" o:title=""/>
       </v:shape>
     </w:pict>
